--- a/PROJECTES_PHP/T3_PHP/E12_MongoDB/E12_MongoDB_PHP.docx
+++ b/PROJECTES_PHP/T3_PHP/E12_MongoDB/E12_MongoDB_PHP.docx
@@ -125,13 +125,7 @@
         <w:pStyle w:val="Ttulo2"/>
       </w:pPr>
       <w:r>
-        <w:t>E12_</w:t>
-      </w:r>
-      <w:r>
-        <w:t>inserta</w:t>
-      </w:r>
-      <w:r>
-        <w:t>Mongo.php</w:t>
+        <w:t>E12_insertaMongo.php</w:t>
       </w:r>
     </w:p>
     <w:p>
@@ -374,8 +368,8 @@
         </w:rPr>
         <w:drawing>
           <wp:inline distT="0" distB="0" distL="0" distR="0" wp14:anchorId="14F9F54F" wp14:editId="36025323">
-            <wp:extent cx="3199260" cy="2920753"/>
-            <wp:effectExtent l="0" t="0" r="1270" b="0"/>
+            <wp:extent cx="2488759" cy="2272104"/>
+            <wp:effectExtent l="0" t="0" r="6985" b="0"/>
             <wp:docPr id="7" name="Imagen 7"/>
             <wp:cNvGraphicFramePr>
               <a:graphicFrameLocks xmlns:a="http://schemas.openxmlformats.org/drawingml/2006/main" noChangeAspect="1"/>
@@ -396,22 +390,21 @@
                   <pic:spPr>
                     <a:xfrm>
                       <a:off x="0" y="0"/>
-                      <a:ext cx="3207302" cy="2928095"/>
-                    </a:xfrm>
-                    <a:prstGeom prst="rect">
-                      <a:avLst/>
-                    </a:prstGeom>
-                  </pic:spPr>
-                </pic:pic>
-              </a:graphicData>
-            </a:graphic>
-          </wp:inline>
-        </w:drawing>
-      </w:r>
-    </w:p>
-    <w:p>
-      <w:r>
-        <w:lastRenderedPageBreak/>
+                      <a:ext cx="2529109" cy="2308942"/>
+                    </a:xfrm>
+                    <a:prstGeom prst="rect">
+                      <a:avLst/>
+                    </a:prstGeom>
+                  </pic:spPr>
+                </pic:pic>
+              </a:graphicData>
+            </a:graphic>
+          </wp:inline>
+        </w:drawing>
+      </w:r>
+    </w:p>
+    <w:p>
+      <w:r>
         <w:t>Salida:</w:t>
       </w:r>
     </w:p>
@@ -449,6 +442,730 @@
                     <a:xfrm>
                       <a:off x="0" y="0"/>
                       <a:ext cx="933450" cy="295275"/>
+                    </a:xfrm>
+                    <a:prstGeom prst="rect">
+                      <a:avLst/>
+                    </a:prstGeom>
+                  </pic:spPr>
+                </pic:pic>
+              </a:graphicData>
+            </a:graphic>
+          </wp:inline>
+        </w:drawing>
+      </w:r>
+    </w:p>
+    <w:p>
+      <w:pPr>
+        <w:pStyle w:val="Ttulo2"/>
+      </w:pPr>
+      <w:r>
+        <w:lastRenderedPageBreak/>
+        <w:t>E12_selectTodosMongo.php</w:t>
+      </w:r>
+    </w:p>
+    <w:p>
+      <w:r>
+        <w:t>Código:</w:t>
+      </w:r>
+    </w:p>
+    <w:p>
+      <w:pPr>
+        <w:jc w:val="center"/>
+      </w:pPr>
+      <w:r>
+        <w:rPr>
+          <w:noProof/>
+          <w:lang w:eastAsia="es-ES"/>
+        </w:rPr>
+        <w:drawing>
+          <wp:inline distT="0" distB="0" distL="0" distR="0" wp14:anchorId="7DD1686B" wp14:editId="7E02DB3D">
+            <wp:extent cx="2997642" cy="2701246"/>
+            <wp:effectExtent l="0" t="0" r="0" b="4445"/>
+            <wp:docPr id="8" name="Imagen 8"/>
+            <wp:cNvGraphicFramePr>
+              <a:graphicFrameLocks xmlns:a="http://schemas.openxmlformats.org/drawingml/2006/main" noChangeAspect="1"/>
+            </wp:cNvGraphicFramePr>
+            <a:graphic xmlns:a="http://schemas.openxmlformats.org/drawingml/2006/main">
+              <a:graphicData uri="http://schemas.openxmlformats.org/drawingml/2006/picture">
+                <pic:pic xmlns:pic="http://schemas.openxmlformats.org/drawingml/2006/picture">
+                  <pic:nvPicPr>
+                    <pic:cNvPr id="1" name=""/>
+                    <pic:cNvPicPr/>
+                  </pic:nvPicPr>
+                  <pic:blipFill>
+                    <a:blip r:embed="rId12"/>
+                    <a:stretch>
+                      <a:fillRect/>
+                    </a:stretch>
+                  </pic:blipFill>
+                  <pic:spPr>
+                    <a:xfrm>
+                      <a:off x="0" y="0"/>
+                      <a:ext cx="3007094" cy="2709764"/>
+                    </a:xfrm>
+                    <a:prstGeom prst="rect">
+                      <a:avLst/>
+                    </a:prstGeom>
+                  </pic:spPr>
+                </pic:pic>
+              </a:graphicData>
+            </a:graphic>
+          </wp:inline>
+        </w:drawing>
+      </w:r>
+    </w:p>
+    <w:p>
+      <w:r>
+        <w:t>Salida:</w:t>
+      </w:r>
+    </w:p>
+    <w:p>
+      <w:pPr>
+        <w:jc w:val="center"/>
+      </w:pPr>
+      <w:r>
+        <w:rPr>
+          <w:noProof/>
+          <w:lang w:eastAsia="es-ES"/>
+        </w:rPr>
+        <w:drawing>
+          <wp:inline distT="0" distB="0" distL="0" distR="0" wp14:anchorId="007AF9FF" wp14:editId="215B9D7F">
+            <wp:extent cx="4503149" cy="2027582"/>
+            <wp:effectExtent l="0" t="0" r="0" b="0"/>
+            <wp:docPr id="10" name="Imagen 10"/>
+            <wp:cNvGraphicFramePr>
+              <a:graphicFrameLocks xmlns:a="http://schemas.openxmlformats.org/drawingml/2006/main" noChangeAspect="1"/>
+            </wp:cNvGraphicFramePr>
+            <a:graphic xmlns:a="http://schemas.openxmlformats.org/drawingml/2006/main">
+              <a:graphicData uri="http://schemas.openxmlformats.org/drawingml/2006/picture">
+                <pic:pic xmlns:pic="http://schemas.openxmlformats.org/drawingml/2006/picture">
+                  <pic:nvPicPr>
+                    <pic:cNvPr id="1" name=""/>
+                    <pic:cNvPicPr/>
+                  </pic:nvPicPr>
+                  <pic:blipFill>
+                    <a:blip r:embed="rId13"/>
+                    <a:stretch>
+                      <a:fillRect/>
+                    </a:stretch>
+                  </pic:blipFill>
+                  <pic:spPr>
+                    <a:xfrm>
+                      <a:off x="0" y="0"/>
+                      <a:ext cx="4524290" cy="2037101"/>
+                    </a:xfrm>
+                    <a:prstGeom prst="rect">
+                      <a:avLst/>
+                    </a:prstGeom>
+                  </pic:spPr>
+                </pic:pic>
+              </a:graphicData>
+            </a:graphic>
+          </wp:inline>
+        </w:drawing>
+      </w:r>
+    </w:p>
+    <w:p>
+      <w:pPr>
+        <w:pStyle w:val="Ttulo2"/>
+      </w:pPr>
+      <w:r>
+        <w:t>E12_selectComoMongo.php</w:t>
+      </w:r>
+    </w:p>
+    <w:p>
+      <w:r>
+        <w:t>Código:</w:t>
+      </w:r>
+    </w:p>
+    <w:p>
+      <w:pPr>
+        <w:jc w:val="center"/>
+      </w:pPr>
+      <w:r>
+        <w:rPr>
+          <w:noProof/>
+          <w:lang w:eastAsia="es-ES"/>
+        </w:rPr>
+        <w:drawing>
+          <wp:inline distT="0" distB="0" distL="0" distR="0" wp14:anchorId="54D6CA0F" wp14:editId="128C5D82">
+            <wp:extent cx="3546115" cy="2631882"/>
+            <wp:effectExtent l="0" t="0" r="0" b="0"/>
+            <wp:docPr id="11" name="Imagen 11"/>
+            <wp:cNvGraphicFramePr>
+              <a:graphicFrameLocks xmlns:a="http://schemas.openxmlformats.org/drawingml/2006/main" noChangeAspect="1"/>
+            </wp:cNvGraphicFramePr>
+            <a:graphic xmlns:a="http://schemas.openxmlformats.org/drawingml/2006/main">
+              <a:graphicData uri="http://schemas.openxmlformats.org/drawingml/2006/picture">
+                <pic:pic xmlns:pic="http://schemas.openxmlformats.org/drawingml/2006/picture">
+                  <pic:nvPicPr>
+                    <pic:cNvPr id="1" name=""/>
+                    <pic:cNvPicPr/>
+                  </pic:nvPicPr>
+                  <pic:blipFill>
+                    <a:blip r:embed="rId14"/>
+                    <a:stretch>
+                      <a:fillRect/>
+                    </a:stretch>
+                  </pic:blipFill>
+                  <pic:spPr>
+                    <a:xfrm>
+                      <a:off x="0" y="0"/>
+                      <a:ext cx="3569055" cy="2648908"/>
+                    </a:xfrm>
+                    <a:prstGeom prst="rect">
+                      <a:avLst/>
+                    </a:prstGeom>
+                  </pic:spPr>
+                </pic:pic>
+              </a:graphicData>
+            </a:graphic>
+          </wp:inline>
+        </w:drawing>
+      </w:r>
+    </w:p>
+    <w:p>
+      <w:r>
+        <w:lastRenderedPageBreak/>
+        <w:t>Salida:</w:t>
+      </w:r>
+    </w:p>
+    <w:p>
+      <w:pPr>
+        <w:jc w:val="center"/>
+      </w:pPr>
+      <w:r>
+        <w:rPr>
+          <w:noProof/>
+          <w:lang w:eastAsia="es-ES"/>
+        </w:rPr>
+        <w:drawing>
+          <wp:inline distT="0" distB="0" distL="0" distR="0" wp14:anchorId="37EE6AD1" wp14:editId="32B97344">
+            <wp:extent cx="4516341" cy="405748"/>
+            <wp:effectExtent l="0" t="0" r="0" b="0"/>
+            <wp:docPr id="12" name="Imagen 12"/>
+            <wp:cNvGraphicFramePr>
+              <a:graphicFrameLocks xmlns:a="http://schemas.openxmlformats.org/drawingml/2006/main" noChangeAspect="1"/>
+            </wp:cNvGraphicFramePr>
+            <a:graphic xmlns:a="http://schemas.openxmlformats.org/drawingml/2006/main">
+              <a:graphicData uri="http://schemas.openxmlformats.org/drawingml/2006/picture">
+                <pic:pic xmlns:pic="http://schemas.openxmlformats.org/drawingml/2006/picture">
+                  <pic:nvPicPr>
+                    <pic:cNvPr id="1" name=""/>
+                    <pic:cNvPicPr/>
+                  </pic:nvPicPr>
+                  <pic:blipFill>
+                    <a:blip r:embed="rId15"/>
+                    <a:stretch>
+                      <a:fillRect/>
+                    </a:stretch>
+                  </pic:blipFill>
+                  <pic:spPr>
+                    <a:xfrm>
+                      <a:off x="0" y="0"/>
+                      <a:ext cx="4584076" cy="411833"/>
+                    </a:xfrm>
+                    <a:prstGeom prst="rect">
+                      <a:avLst/>
+                    </a:prstGeom>
+                  </pic:spPr>
+                </pic:pic>
+              </a:graphicData>
+            </a:graphic>
+          </wp:inline>
+        </w:drawing>
+      </w:r>
+    </w:p>
+    <w:p>
+      <w:pPr>
+        <w:pStyle w:val="Ttulo2"/>
+      </w:pPr>
+      <w:r>
+        <w:t>E12_selectCuentaMongo.php</w:t>
+      </w:r>
+    </w:p>
+    <w:p>
+      <w:r>
+        <w:t>Código:</w:t>
+      </w:r>
+    </w:p>
+    <w:p>
+      <w:pPr>
+        <w:jc w:val="center"/>
+      </w:pPr>
+      <w:r>
+        <w:rPr>
+          <w:noProof/>
+          <w:lang w:eastAsia="es-ES"/>
+        </w:rPr>
+        <w:drawing>
+          <wp:inline distT="0" distB="0" distL="0" distR="0" wp14:anchorId="4BD4F1E5" wp14:editId="2439585D">
+            <wp:extent cx="3821723" cy="2512612"/>
+            <wp:effectExtent l="0" t="0" r="7620" b="2540"/>
+            <wp:docPr id="13" name="Imagen 13"/>
+            <wp:cNvGraphicFramePr>
+              <a:graphicFrameLocks xmlns:a="http://schemas.openxmlformats.org/drawingml/2006/main" noChangeAspect="1"/>
+            </wp:cNvGraphicFramePr>
+            <a:graphic xmlns:a="http://schemas.openxmlformats.org/drawingml/2006/main">
+              <a:graphicData uri="http://schemas.openxmlformats.org/drawingml/2006/picture">
+                <pic:pic xmlns:pic="http://schemas.openxmlformats.org/drawingml/2006/picture">
+                  <pic:nvPicPr>
+                    <pic:cNvPr id="1" name=""/>
+                    <pic:cNvPicPr/>
+                  </pic:nvPicPr>
+                  <pic:blipFill>
+                    <a:blip r:embed="rId16"/>
+                    <a:stretch>
+                      <a:fillRect/>
+                    </a:stretch>
+                  </pic:blipFill>
+                  <pic:spPr>
+                    <a:xfrm>
+                      <a:off x="0" y="0"/>
+                      <a:ext cx="3826569" cy="2515798"/>
+                    </a:xfrm>
+                    <a:prstGeom prst="rect">
+                      <a:avLst/>
+                    </a:prstGeom>
+                  </pic:spPr>
+                </pic:pic>
+              </a:graphicData>
+            </a:graphic>
+          </wp:inline>
+        </w:drawing>
+      </w:r>
+    </w:p>
+    <w:p>
+      <w:r>
+        <w:t>Salida:</w:t>
+      </w:r>
+    </w:p>
+    <w:p>
+      <w:pPr>
+        <w:jc w:val="center"/>
+      </w:pPr>
+      <w:r>
+        <w:rPr>
+          <w:noProof/>
+          <w:lang w:eastAsia="es-ES"/>
+        </w:rPr>
+        <w:drawing>
+          <wp:inline distT="0" distB="0" distL="0" distR="0" wp14:anchorId="10DF531A" wp14:editId="13996435">
+            <wp:extent cx="4190338" cy="699211"/>
+            <wp:effectExtent l="0" t="0" r="1270" b="5715"/>
+            <wp:docPr id="14" name="Imagen 14"/>
+            <wp:cNvGraphicFramePr>
+              <a:graphicFrameLocks xmlns:a="http://schemas.openxmlformats.org/drawingml/2006/main" noChangeAspect="1"/>
+            </wp:cNvGraphicFramePr>
+            <a:graphic xmlns:a="http://schemas.openxmlformats.org/drawingml/2006/main">
+              <a:graphicData uri="http://schemas.openxmlformats.org/drawingml/2006/picture">
+                <pic:pic xmlns:pic="http://schemas.openxmlformats.org/drawingml/2006/picture">
+                  <pic:nvPicPr>
+                    <pic:cNvPr id="1" name=""/>
+                    <pic:cNvPicPr/>
+                  </pic:nvPicPr>
+                  <pic:blipFill>
+                    <a:blip r:embed="rId17"/>
+                    <a:stretch>
+                      <a:fillRect/>
+                    </a:stretch>
+                  </pic:blipFill>
+                  <pic:spPr>
+                    <a:xfrm>
+                      <a:off x="0" y="0"/>
+                      <a:ext cx="4226847" cy="705303"/>
+                    </a:xfrm>
+                    <a:prstGeom prst="rect">
+                      <a:avLst/>
+                    </a:prstGeom>
+                  </pic:spPr>
+                </pic:pic>
+              </a:graphicData>
+            </a:graphic>
+          </wp:inline>
+        </w:drawing>
+      </w:r>
+    </w:p>
+    <w:p>
+      <w:pPr>
+        <w:pStyle w:val="Ttulo2"/>
+      </w:pPr>
+      <w:r>
+        <w:t>E12_</w:t>
+      </w:r>
+      <w:r>
+        <w:t>selectWhereCPMongo.php</w:t>
+      </w:r>
+    </w:p>
+    <w:p>
+      <w:r>
+        <w:t>Código:</w:t>
+      </w:r>
+    </w:p>
+    <w:p>
+      <w:pPr>
+        <w:jc w:val="center"/>
+      </w:pPr>
+      <w:r>
+        <w:rPr>
+          <w:noProof/>
+          <w:lang w:eastAsia="es-ES"/>
+        </w:rPr>
+        <w:drawing>
+          <wp:inline distT="0" distB="0" distL="0" distR="0" wp14:anchorId="6648BBF2" wp14:editId="1D36EDE9">
+            <wp:extent cx="3737113" cy="3065987"/>
+            <wp:effectExtent l="0" t="0" r="0" b="1270"/>
+            <wp:docPr id="15" name="Imagen 15"/>
+            <wp:cNvGraphicFramePr>
+              <a:graphicFrameLocks xmlns:a="http://schemas.openxmlformats.org/drawingml/2006/main" noChangeAspect="1"/>
+            </wp:cNvGraphicFramePr>
+            <a:graphic xmlns:a="http://schemas.openxmlformats.org/drawingml/2006/main">
+              <a:graphicData uri="http://schemas.openxmlformats.org/drawingml/2006/picture">
+                <pic:pic xmlns:pic="http://schemas.openxmlformats.org/drawingml/2006/picture">
+                  <pic:nvPicPr>
+                    <pic:cNvPr id="1" name=""/>
+                    <pic:cNvPicPr/>
+                  </pic:nvPicPr>
+                  <pic:blipFill>
+                    <a:blip r:embed="rId18"/>
+                    <a:stretch>
+                      <a:fillRect/>
+                    </a:stretch>
+                  </pic:blipFill>
+                  <pic:spPr>
+                    <a:xfrm>
+                      <a:off x="0" y="0"/>
+                      <a:ext cx="3743788" cy="3071463"/>
+                    </a:xfrm>
+                    <a:prstGeom prst="rect">
+                      <a:avLst/>
+                    </a:prstGeom>
+                  </pic:spPr>
+                </pic:pic>
+              </a:graphicData>
+            </a:graphic>
+          </wp:inline>
+        </w:drawing>
+      </w:r>
+    </w:p>
+    <w:p>
+      <w:r>
+        <w:lastRenderedPageBreak/>
+        <w:t>Salida:</w:t>
+      </w:r>
+    </w:p>
+    <w:p>
+      <w:pPr>
+        <w:jc w:val="center"/>
+      </w:pPr>
+      <w:r>
+        <w:rPr>
+          <w:noProof/>
+          <w:lang w:eastAsia="es-ES"/>
+        </w:rPr>
+        <w:drawing>
+          <wp:inline distT="0" distB="0" distL="0" distR="0" wp14:anchorId="3E258675" wp14:editId="066DA212">
+            <wp:extent cx="5358269" cy="1232453"/>
+            <wp:effectExtent l="0" t="0" r="0" b="6350"/>
+            <wp:docPr id="16" name="Imagen 16"/>
+            <wp:cNvGraphicFramePr>
+              <a:graphicFrameLocks xmlns:a="http://schemas.openxmlformats.org/drawingml/2006/main" noChangeAspect="1"/>
+            </wp:cNvGraphicFramePr>
+            <a:graphic xmlns:a="http://schemas.openxmlformats.org/drawingml/2006/main">
+              <a:graphicData uri="http://schemas.openxmlformats.org/drawingml/2006/picture">
+                <pic:pic xmlns:pic="http://schemas.openxmlformats.org/drawingml/2006/picture">
+                  <pic:nvPicPr>
+                    <pic:cNvPr id="1" name=""/>
+                    <pic:cNvPicPr/>
+                  </pic:nvPicPr>
+                  <pic:blipFill>
+                    <a:blip r:embed="rId19"/>
+                    <a:stretch>
+                      <a:fillRect/>
+                    </a:stretch>
+                  </pic:blipFill>
+                  <pic:spPr>
+                    <a:xfrm>
+                      <a:off x="0" y="0"/>
+                      <a:ext cx="5443299" cy="1252011"/>
+                    </a:xfrm>
+                    <a:prstGeom prst="rect">
+                      <a:avLst/>
+                    </a:prstGeom>
+                  </pic:spPr>
+                </pic:pic>
+              </a:graphicData>
+            </a:graphic>
+          </wp:inline>
+        </w:drawing>
+      </w:r>
+    </w:p>
+    <w:p>
+      <w:pPr>
+        <w:pStyle w:val="Ttulo2"/>
+      </w:pPr>
+      <w:r>
+        <w:t>E12_creaCollecMongo.php</w:t>
+      </w:r>
+    </w:p>
+    <w:p>
+      <w:r>
+        <w:t>Código:</w:t>
+      </w:r>
+    </w:p>
+    <w:p>
+      <w:pPr>
+        <w:jc w:val="center"/>
+      </w:pPr>
+      <w:r>
+        <w:rPr>
+          <w:noProof/>
+          <w:lang w:eastAsia="es-ES"/>
+        </w:rPr>
+        <w:drawing>
+          <wp:inline distT="0" distB="0" distL="0" distR="0" wp14:anchorId="6FE083EE" wp14:editId="0640B2CF">
+            <wp:extent cx="3620294" cy="2178657"/>
+            <wp:effectExtent l="0" t="0" r="0" b="0"/>
+            <wp:docPr id="20" name="Imagen 20"/>
+            <wp:cNvGraphicFramePr>
+              <a:graphicFrameLocks xmlns:a="http://schemas.openxmlformats.org/drawingml/2006/main" noChangeAspect="1"/>
+            </wp:cNvGraphicFramePr>
+            <a:graphic xmlns:a="http://schemas.openxmlformats.org/drawingml/2006/main">
+              <a:graphicData uri="http://schemas.openxmlformats.org/drawingml/2006/picture">
+                <pic:pic xmlns:pic="http://schemas.openxmlformats.org/drawingml/2006/picture">
+                  <pic:nvPicPr>
+                    <pic:cNvPr id="1" name=""/>
+                    <pic:cNvPicPr/>
+                  </pic:nvPicPr>
+                  <pic:blipFill>
+                    <a:blip r:embed="rId20"/>
+                    <a:stretch>
+                      <a:fillRect/>
+                    </a:stretch>
+                  </pic:blipFill>
+                  <pic:spPr>
+                    <a:xfrm>
+                      <a:off x="0" y="0"/>
+                      <a:ext cx="3655590" cy="2199898"/>
+                    </a:xfrm>
+                    <a:prstGeom prst="rect">
+                      <a:avLst/>
+                    </a:prstGeom>
+                  </pic:spPr>
+                </pic:pic>
+              </a:graphicData>
+            </a:graphic>
+          </wp:inline>
+        </w:drawing>
+      </w:r>
+    </w:p>
+    <w:p>
+      <w:r>
+        <w:t>Salida:</w:t>
+      </w:r>
+    </w:p>
+    <w:p>
+      <w:pPr>
+        <w:jc w:val="center"/>
+      </w:pPr>
+      <w:r>
+        <w:rPr>
+          <w:noProof/>
+          <w:lang w:eastAsia="es-ES"/>
+        </w:rPr>
+        <w:drawing>
+          <wp:inline distT="0" distB="0" distL="0" distR="0" wp14:anchorId="74408BE7" wp14:editId="1565CDC1">
+            <wp:extent cx="2130950" cy="204445"/>
+            <wp:effectExtent l="0" t="0" r="3175" b="5715"/>
+            <wp:docPr id="19" name="Imagen 19"/>
+            <wp:cNvGraphicFramePr>
+              <a:graphicFrameLocks xmlns:a="http://schemas.openxmlformats.org/drawingml/2006/main" noChangeAspect="1"/>
+            </wp:cNvGraphicFramePr>
+            <a:graphic xmlns:a="http://schemas.openxmlformats.org/drawingml/2006/main">
+              <a:graphicData uri="http://schemas.openxmlformats.org/drawingml/2006/picture">
+                <pic:pic xmlns:pic="http://schemas.openxmlformats.org/drawingml/2006/picture">
+                  <pic:nvPicPr>
+                    <pic:cNvPr id="1" name=""/>
+                    <pic:cNvPicPr/>
+                  </pic:nvPicPr>
+                  <pic:blipFill>
+                    <a:blip r:embed="rId21"/>
+                    <a:stretch>
+                      <a:fillRect/>
+                    </a:stretch>
+                  </pic:blipFill>
+                  <pic:spPr>
+                    <a:xfrm>
+                      <a:off x="0" y="0"/>
+                      <a:ext cx="2163557" cy="207573"/>
+                    </a:xfrm>
+                    <a:prstGeom prst="rect">
+                      <a:avLst/>
+                    </a:prstGeom>
+                  </pic:spPr>
+                </pic:pic>
+              </a:graphicData>
+            </a:graphic>
+          </wp:inline>
+        </w:drawing>
+      </w:r>
+    </w:p>
+    <w:p>
+      <w:pPr>
+        <w:jc w:val="center"/>
+      </w:pPr>
+      <w:r>
+        <w:rPr>
+          <w:noProof/>
+          <w:lang w:eastAsia="es-ES"/>
+        </w:rPr>
+        <w:drawing>
+          <wp:inline distT="0" distB="0" distL="0" distR="0" wp14:anchorId="3DDBF06D" wp14:editId="3275522D">
+            <wp:extent cx="1912386" cy="1359673"/>
+            <wp:effectExtent l="0" t="0" r="0" b="0"/>
+            <wp:docPr id="21" name="Imagen 21"/>
+            <wp:cNvGraphicFramePr>
+              <a:graphicFrameLocks xmlns:a="http://schemas.openxmlformats.org/drawingml/2006/main" noChangeAspect="1"/>
+            </wp:cNvGraphicFramePr>
+            <a:graphic xmlns:a="http://schemas.openxmlformats.org/drawingml/2006/main">
+              <a:graphicData uri="http://schemas.openxmlformats.org/drawingml/2006/picture">
+                <pic:pic xmlns:pic="http://schemas.openxmlformats.org/drawingml/2006/picture">
+                  <pic:nvPicPr>
+                    <pic:cNvPr id="1" name=""/>
+                    <pic:cNvPicPr/>
+                  </pic:nvPicPr>
+                  <pic:blipFill>
+                    <a:blip r:embed="rId22"/>
+                    <a:stretch>
+                      <a:fillRect/>
+                    </a:stretch>
+                  </pic:blipFill>
+                  <pic:spPr>
+                    <a:xfrm>
+                      <a:off x="0" y="0"/>
+                      <a:ext cx="1931966" cy="1373594"/>
+                    </a:xfrm>
+                    <a:prstGeom prst="rect">
+                      <a:avLst/>
+                    </a:prstGeom>
+                  </pic:spPr>
+                </pic:pic>
+              </a:graphicData>
+            </a:graphic>
+          </wp:inline>
+        </w:drawing>
+      </w:r>
+    </w:p>
+    <w:p>
+      <w:r>
+        <w:t>Podemos ver que se ha creado correctamente</w:t>
+      </w:r>
+    </w:p>
+    <w:p/>
+    <w:p/>
+    <w:p/>
+    <w:p/>
+    <w:p/>
+    <w:p/>
+    <w:p>
+      <w:pPr>
+        <w:pStyle w:val="Ttulo2"/>
+      </w:pPr>
+      <w:r>
+        <w:lastRenderedPageBreak/>
+        <w:t>E12_insertaVariosMongo.php</w:t>
+      </w:r>
+    </w:p>
+    <w:p>
+      <w:r>
+        <w:t>Código:</w:t>
+      </w:r>
+    </w:p>
+    <w:p>
+      <w:pPr>
+        <w:jc w:val="center"/>
+      </w:pPr>
+      <w:r>
+        <w:rPr>
+          <w:noProof/>
+          <w:lang w:eastAsia="es-ES"/>
+        </w:rPr>
+        <w:drawing>
+          <wp:inline distT="0" distB="0" distL="0" distR="0" wp14:anchorId="725D56B4" wp14:editId="712A8F59">
+            <wp:extent cx="2623930" cy="4193040"/>
+            <wp:effectExtent l="0" t="0" r="5080" b="0"/>
+            <wp:docPr id="23" name="Imagen 23"/>
+            <wp:cNvGraphicFramePr>
+              <a:graphicFrameLocks xmlns:a="http://schemas.openxmlformats.org/drawingml/2006/main" noChangeAspect="1"/>
+            </wp:cNvGraphicFramePr>
+            <a:graphic xmlns:a="http://schemas.openxmlformats.org/drawingml/2006/main">
+              <a:graphicData uri="http://schemas.openxmlformats.org/drawingml/2006/picture">
+                <pic:pic xmlns:pic="http://schemas.openxmlformats.org/drawingml/2006/picture">
+                  <pic:nvPicPr>
+                    <pic:cNvPr id="1" name=""/>
+                    <pic:cNvPicPr/>
+                  </pic:nvPicPr>
+                  <pic:blipFill>
+                    <a:blip r:embed="rId23"/>
+                    <a:stretch>
+                      <a:fillRect/>
+                    </a:stretch>
+                  </pic:blipFill>
+                  <pic:spPr>
+                    <a:xfrm>
+                      <a:off x="0" y="0"/>
+                      <a:ext cx="2629863" cy="4202521"/>
+                    </a:xfrm>
+                    <a:prstGeom prst="rect">
+                      <a:avLst/>
+                    </a:prstGeom>
+                  </pic:spPr>
+                </pic:pic>
+              </a:graphicData>
+            </a:graphic>
+          </wp:inline>
+        </w:drawing>
+      </w:r>
+    </w:p>
+    <w:p>
+      <w:r>
+        <w:t>Salida:</w:t>
+      </w:r>
+    </w:p>
+    <w:p>
+      <w:pPr>
+        <w:jc w:val="center"/>
+      </w:pPr>
+      <w:r>
+        <w:rPr>
+          <w:noProof/>
+          <w:lang w:eastAsia="es-ES"/>
+        </w:rPr>
+        <w:drawing>
+          <wp:inline distT="0" distB="0" distL="0" distR="0" wp14:anchorId="54D4BF6C" wp14:editId="732C8D7B">
+            <wp:extent cx="2154803" cy="243284"/>
+            <wp:effectExtent l="0" t="0" r="0" b="4445"/>
+            <wp:docPr id="24" name="Imagen 24"/>
+            <wp:cNvGraphicFramePr>
+              <a:graphicFrameLocks xmlns:a="http://schemas.openxmlformats.org/drawingml/2006/main" noChangeAspect="1"/>
+            </wp:cNvGraphicFramePr>
+            <a:graphic xmlns:a="http://schemas.openxmlformats.org/drawingml/2006/main">
+              <a:graphicData uri="http://schemas.openxmlformats.org/drawingml/2006/picture">
+                <pic:pic xmlns:pic="http://schemas.openxmlformats.org/drawingml/2006/picture">
+                  <pic:nvPicPr>
+                    <pic:cNvPr id="1" name=""/>
+                    <pic:cNvPicPr/>
+                  </pic:nvPicPr>
+                  <pic:blipFill>
+                    <a:blip r:embed="rId24"/>
+                    <a:stretch>
+                      <a:fillRect/>
+                    </a:stretch>
+                  </pic:blipFill>
+                  <pic:spPr>
+                    <a:xfrm>
+                      <a:off x="0" y="0"/>
+                      <a:ext cx="2178725" cy="245985"/>
                     </a:xfrm>
                     <a:prstGeom prst="rect">
                       <a:avLst/>
